--- a/W04prove.docx
+++ b/W04prove.docx
@@ -139,6 +139,14 @@
               </w:rPr>
               <w:t>Gavin Holway</w:t>
             </w:r>
+            <w:r>
+              <w:rPr>
+                <w:b/>
+                <w:sz w:val="20"/>
+                <w:szCs w:val="20"/>
+              </w:rPr>
+              <w:t xml:space="preserve"> and Bryan Osorio</w:t>
+            </w:r>
           </w:p>
         </w:tc>
       </w:tr>
@@ -297,7 +305,39 @@
                 <w:sz w:val="20"/>
                 <w:szCs w:val="20"/>
               </w:rPr>
-              <w:t>A program that searches from a dataset of books.</w:t>
+              <w:t xml:space="preserve">A </w:t>
+            </w:r>
+            <w:r>
+              <w:rPr>
+                <w:b/>
+                <w:sz w:val="20"/>
+                <w:szCs w:val="20"/>
+              </w:rPr>
+              <w:t>webpage program</w:t>
+            </w:r>
+            <w:r>
+              <w:rPr>
+                <w:b/>
+                <w:sz w:val="20"/>
+                <w:szCs w:val="20"/>
+              </w:rPr>
+              <w:t xml:space="preserve"> that </w:t>
+            </w:r>
+            <w:r>
+              <w:rPr>
+                <w:b/>
+                <w:sz w:val="20"/>
+                <w:szCs w:val="20"/>
+              </w:rPr>
+              <w:t xml:space="preserve">allows </w:t>
+            </w:r>
+            <w:r>
+              <w:rPr>
+                <w:b/>
+                <w:sz w:val="20"/>
+                <w:szCs w:val="20"/>
+              </w:rPr>
+              <w:t>searches from a dataset of books.</w:t>
             </w:r>
           </w:p>
         </w:tc>
@@ -659,7 +699,25 @@
                 <w:sz w:val="20"/>
                 <w:szCs w:val="20"/>
               </w:rPr>
-              <w:t>What data will your app need? Is there an API or will you need to build your own dataset in a json file?</w:t>
+              <w:t xml:space="preserve">What data will your app need? Is there an API or will you need to build your own dataset in a </w:t>
+            </w:r>
+            <w:proofErr w:type="spellStart"/>
+            <w:r>
+              <w:rPr>
+                <w:b/>
+                <w:sz w:val="20"/>
+                <w:szCs w:val="20"/>
+              </w:rPr>
+              <w:t>json</w:t>
+            </w:r>
+            <w:proofErr w:type="spellEnd"/>
+            <w:r>
+              <w:rPr>
+                <w:b/>
+                <w:sz w:val="20"/>
+                <w:szCs w:val="20"/>
+              </w:rPr>
+              <w:t xml:space="preserve"> file?</w:t>
             </w:r>
           </w:p>
         </w:tc>
